--- a/inbox/Application Aware Networking/Book_13_FedAAN_SIEM_XDR_Detection.docx
+++ b/inbox/Application Aware Networking/Book_13_FedAAN_SIEM_XDR_Detection.docx
@@ -13887,22 +13887,32 @@
   <w:style w:default="1" w:styleId="Table" w:type="table">
     <w:name w:val="Table"/>
     <w:basedOn w:val="TableNormal"/>
-    <w:semiHidden/>
-    <w:unhideWhenUsed/>
+    <w:uiPriority w:val="59"/>
     <w:qFormat/>
     <w:tblPr>
       <w:tblInd w:type="dxa" w:w="0"/>
+      <w:tblBorders>
+        <w:top w:color="0078D4" w:space="0" w:sz="12" w:val="single"/>
+        <w:bottom w:color="0078D4" w:space="0" w:sz="12" w:val="single"/>
+        <w:left w:val="nil"/>
+        <w:right w:val="nil"/>
+        <w:insideH w:color="D1D5DA" w:space="0" w:sz="4" w:val="single"/>
+        <w:insideV w:val="nil"/>
+      </w:tblBorders>
       <w:tblCellMar>
-        <w:top w:type="dxa" w:w="0"/>
+        <w:top w:type="dxa" w:w="80"/>
         <w:left w:type="dxa" w:w="108"/>
-        <w:bottom w:type="dxa" w:w="0"/>
+        <w:bottom w:type="dxa" w:w="80"/>
         <w:right w:type="dxa" w:w="108"/>
       </w:tblCellMar>
     </w:tblPr>
     <w:tblStylePr w:type="firstRow">
+      <w:rPr>
+        <w:b/>
+      </w:rPr>
       <w:tcPr>
         <w:tcBorders>
-          <w:bottom w:val="single"/>
+          <w:bottom w:color="0078D4" w:space="0" w:sz="8" w:val="single"/>
         </w:tcBorders>
         <w:vAlign w:val="bottom"/>
       </w:tcPr>
@@ -13963,6 +13973,29 @@
     <w:basedOn w:val="DefaultParagraphFont"/>
     <w:link w:val="BodyText"/>
   </w:style>
+  <w:style w:customStyle="1" w:styleId="SourceCode" w:type="paragraph">
+    <w:name w:val="Source Code"/>
+    <w:basedOn w:val="Normal"/>
+    <w:link w:val="VerbatimChar"/>
+    <w:pPr>
+      <w:pBdr>
+        <w:top w:color="D1D5DA" w:space="6" w:sz="6" w:val="single"/>
+        <w:left w:color="D1D5DA" w:space="6" w:sz="6" w:val="single"/>
+        <w:bottom w:color="D1D5DA" w:space="6" w:sz="6" w:val="single"/>
+        <w:right w:color="D1D5DA" w:space="6" w:sz="6" w:val="single"/>
+      </w:pBdr>
+      <w:shd w:fill="F6F8FA" w:val="clear"/>
+      <w:wordWrap w:val="off"/>
+      <w:spacing w:after="0" w:before="0" w:line="240" w:lineRule="auto"/>
+      <w:ind w:left="144" w:right="144"/>
+      <w:contextualSpacing/>
+    </w:pPr>
+    <w:rPr>
+      <w:rFonts w:ascii="Consolas" w:hAnsi="Consolas"/>
+      <w:color w:val="24292E"/>
+      <w:sz w:val="18"/>
+    </w:rPr>
+  </w:style>
   <w:style w:customStyle="1" w:styleId="VerbatimChar" w:type="character">
     <w:name w:val="Verbatim Char"/>
     <w:basedOn w:val="BodyTextChar"/>
@@ -14006,15 +14039,6 @@
       <w:bCs w:val="0"/>
       <w:color w:themeColor="accent1" w:themeShade="BF" w:val="365F91"/>
     </w:rPr>
-  </w:style>
-  <w:style w:type="paragraph" w:customStyle="1" w:styleId="SourceCode">
-    <w:name w:val="Source Code"/>
-    <w:basedOn w:val="Normal"/>
-    <w:link w:val="VerbatimChar"/>
-    <w:pPr>
-      <w:wordWrap w:val="off"/>
-      <w:shd w:val="clear" w:fill="f1f3f5"/>
-    </w:pPr>
   </w:style>
   <w:style w:type="character" w:customStyle="1" w:styleId="KeywordTok">
     <w:name w:val="KeywordTok"/>
